--- a/Part 1/ST10493664_PROG6221_POE_Part1.docx
+++ b/Part 1/ST10493664_PROG6221_POE_Part1.docx
@@ -17,7 +17,6 @@
           <w:docPartUnique/>
         </w:docPartObj>
       </w:sdtPr>
-      <w:sdtEndPr/>
       <w:sdtContent>
         <w:p>
           <w:pPr>
@@ -3770,7 +3769,6 @@
                                     <w:dataBinding w:prefixMappings="xmlns:ns0='http://purl.org/dc/elements/1.1/' xmlns:ns1='http://schemas.openxmlformats.org/package/2006/metadata/core-properties' " w:xpath="/ns1:coreProperties[1]/ns0:title[1]" w:storeItemID="{6C3C8BC8-F283-45AE-878A-BAB7291924A1}"/>
                                     <w:text/>
                                   </w:sdtPr>
-                                  <w:sdtEndPr/>
                                   <w:sdtContent>
                                     <w:r>
                                       <w:rPr>
@@ -3806,7 +3804,6 @@
                                     <w:dataBinding w:prefixMappings="xmlns:ns0='http://purl.org/dc/elements/1.1/' xmlns:ns1='http://schemas.openxmlformats.org/package/2006/metadata/core-properties' " w:xpath="/ns1:coreProperties[1]/ns0:subject[1]" w:storeItemID="{6C3C8BC8-F283-45AE-878A-BAB7291924A1}"/>
                                     <w:text/>
                                   </w:sdtPr>
-                                  <w:sdtEndPr/>
                                   <w:sdtContent>
                                     <w:r>
                                       <w:rPr>
@@ -4204,7 +4201,7 @@
             </w:rPr>
             <w:fldChar w:fldCharType="separate"/>
           </w:r>
-          <w:hyperlink w:anchor="_Toc224808834" w:history="1">
+          <w:hyperlink w:anchor="_Toc225430733" w:history="1">
             <w:r>
               <w:rPr>
                 <w:rStyle w:val="Hyperlink"/>
@@ -4232,7 +4229,7 @@
                 <w:noProof/>
                 <w:webHidden/>
               </w:rPr>
-              <w:instrText xml:space="preserve"> PAGEREF _Toc224808834 \h </w:instrText>
+              <w:instrText xml:space="preserve"> PAGEREF _Toc225430733 \h </w:instrText>
             </w:r>
             <w:r>
               <w:rPr>
@@ -4276,7 +4273,7 @@
               <w:lang w:eastAsia="en-ZA"/>
             </w:rPr>
           </w:pPr>
-          <w:hyperlink w:anchor="_Toc224808835" w:history="1">
+          <w:hyperlink w:anchor="_Toc225430734" w:history="1">
             <w:r>
               <w:rPr>
                 <w:rStyle w:val="Hyperlink"/>
@@ -4304,7 +4301,7 @@
                 <w:noProof/>
                 <w:webHidden/>
               </w:rPr>
-              <w:instrText xml:space="preserve"> PAGEREF _Toc224808835 \h </w:instrText>
+              <w:instrText xml:space="preserve"> PAGEREF _Toc225430734 \h </w:instrText>
             </w:r>
             <w:r>
               <w:rPr>
@@ -4325,78 +4322,6 @@
                 <w:webHidden/>
               </w:rPr>
               <w:t>3</w:t>
-            </w:r>
-            <w:r>
-              <w:rPr>
-                <w:noProof/>
-                <w:webHidden/>
-              </w:rPr>
-              <w:fldChar w:fldCharType="end"/>
-            </w:r>
-          </w:hyperlink>
-        </w:p>
-        <w:p>
-          <w:pPr>
-            <w:pStyle w:val="TOC1"/>
-            <w:tabs>
-              <w:tab w:val="right" w:leader="dot" w:pos="9016"/>
-            </w:tabs>
-            <w:rPr>
-              <w:rFonts w:asciiTheme="minorHAnsi" w:eastAsiaTheme="minorEastAsia" w:hAnsiTheme="minorHAnsi"/>
-              <w:noProof/>
-              <w:sz w:val="24"/>
-              <w:lang w:eastAsia="en-ZA"/>
-            </w:rPr>
-          </w:pPr>
-          <w:hyperlink w:anchor="_Toc224808836" w:history="1">
-            <w:r>
-              <w:rPr>
-                <w:rStyle w:val="Hyperlink"/>
-                <w:rFonts w:cs="Calibri"/>
-                <w:noProof/>
-              </w:rPr>
-              <w:t>References</w:t>
-            </w:r>
-            <w:r>
-              <w:rPr>
-                <w:noProof/>
-                <w:webHidden/>
-              </w:rPr>
-              <w:tab/>
-            </w:r>
-            <w:r>
-              <w:rPr>
-                <w:noProof/>
-                <w:webHidden/>
-              </w:rPr>
-              <w:fldChar w:fldCharType="begin"/>
-            </w:r>
-            <w:r>
-              <w:rPr>
-                <w:noProof/>
-                <w:webHidden/>
-              </w:rPr>
-              <w:instrText xml:space="preserve"> PAGEREF _Toc224808836 \h </w:instrText>
-            </w:r>
-            <w:r>
-              <w:rPr>
-                <w:noProof/>
-                <w:webHidden/>
-              </w:rPr>
-            </w:r>
-            <w:r>
-              <w:rPr>
-                <w:noProof/>
-                <w:webHidden/>
-              </w:rPr>
-              <w:fldChar w:fldCharType="separate"/>
-            </w:r>
-            <w:r>
-              <w:rPr>
-                <w:noProof/>
-                <w:webHidden/>
-              </w:rPr>
-              <w:t>4</w:t>
             </w:r>
             <w:r>
               <w:rPr>
@@ -4452,7 +4377,7 @@
           <w:rFonts w:ascii="Calibri" w:hAnsi="Calibri" w:cs="Calibri"/>
         </w:rPr>
       </w:pPr>
-      <w:bookmarkStart w:id="0" w:name="_Toc224808834"/>
+      <w:bookmarkStart w:id="0" w:name="_Toc225430733"/>
       <w:r>
         <w:rPr>
           <w:rFonts w:ascii="Calibri" w:hAnsi="Calibri" w:cs="Calibri"/>
@@ -4463,16 +4388,23 @@
       <w:bookmarkEnd w:id="0"/>
     </w:p>
     <w:p>
-      <w:pPr>
-        <w:rPr>
-          <w:rFonts w:cs="Calibri"/>
-        </w:rPr>
-      </w:pPr>
       <w:r>
         <w:rPr>
           <w:rFonts w:cs="Calibri"/>
         </w:rPr>
-        <w:t>GitHub Repo Link:</w:t>
+        <w:t>GitHub Repo Link</w:t>
+      </w:r>
+      <w:r>
+        <w:rPr>
+          <w:rFonts w:cs="Calibri"/>
+        </w:rPr>
+        <w:t xml:space="preserve"> (Main)</w:t>
+      </w:r>
+      <w:r>
+        <w:rPr>
+          <w:rFonts w:cs="Calibri"/>
+        </w:rPr>
+        <w:t>:</w:t>
       </w:r>
       <w:r>
         <w:rPr>
@@ -4493,6 +4425,65 @@
     <w:p>
       <w:pPr>
         <w:rPr>
+          <w:color w:val="EE0000"/>
+        </w:rPr>
+      </w:pPr>
+      <w:r>
+        <w:rPr>
+          <w:color w:val="EE0000"/>
+        </w:rPr>
+        <w:t xml:space="preserve">Commits &amp; Completed project were </w:t>
+      </w:r>
+      <w:r>
+        <w:rPr>
+          <w:color w:val="EE0000"/>
+        </w:rPr>
+        <w:t>submitted</w:t>
+      </w:r>
+      <w:r>
+        <w:rPr>
+          <w:color w:val="EE0000"/>
+        </w:rPr>
+        <w:t xml:space="preserve"> to my own repo before the link below was provided by the </w:t>
+      </w:r>
+      <w:r>
+        <w:rPr>
+          <w:color w:val="EE0000"/>
+        </w:rPr>
+        <w:t>organisation</w:t>
+      </w:r>
+    </w:p>
+    <w:p>
+      <w:pPr>
+        <w:rPr>
+          <w:rFonts w:cs="Calibri"/>
+        </w:rPr>
+      </w:pPr>
+      <w:r>
+        <w:rPr>
+          <w:rFonts w:cs="Calibri"/>
+        </w:rPr>
+        <w:t>GitHub Repo Link</w:t>
+      </w:r>
+      <w:r>
+        <w:rPr>
+          <w:rFonts w:cs="Calibri"/>
+        </w:rPr>
+        <w:t xml:space="preserve"> (Organisation): </w:t>
+      </w:r>
+      <w:hyperlink r:id="rId8" w:history="1">
+        <w:r>
+          <w:rPr>
+            <w:rStyle w:val="Hyperlink"/>
+            <w:rFonts w:cs="Calibri"/>
+          </w:rPr>
+          <w:t>https://github.com/EMGPPT/prog6221-g4-2026-part1-reabetswef.git</w:t>
+        </w:r>
+      </w:hyperlink>
+    </w:p>
+    <w:p>
+      <w:pPr>
+        <w:rPr>
           <w:rFonts w:eastAsiaTheme="majorEastAsia" w:cs="Calibri"/>
           <w:color w:val="000000" w:themeColor="text1"/>
           <w:sz w:val="24"/>
@@ -4500,14 +4491,12 @@
           <w:u w:val="single"/>
         </w:rPr>
       </w:pPr>
-      <w:proofErr w:type="spellStart"/>
       <w:r>
         <w:rPr>
           <w:rFonts w:cs="Calibri"/>
         </w:rPr>
-        <w:t>Youtube</w:t>
+        <w:t>YouTube</w:t>
       </w:r>
-      <w:proofErr w:type="spellEnd"/>
       <w:r>
         <w:rPr>
           <w:rFonts w:cs="Calibri"/>
@@ -4530,84 +4519,8 @@
         <w:rPr>
           <w:rFonts w:cs="Calibri"/>
         </w:rPr>
-        <w:br w:type="page"/>
+        <w:t>https://youtu.be/2md7aNUqnPE</w:t>
       </w:r>
-    </w:p>
-    <w:p>
-      <w:pPr>
-        <w:pStyle w:val="Heading1"/>
-        <w:rPr>
-          <w:rFonts w:ascii="Calibri" w:hAnsi="Calibri" w:cs="Calibri"/>
-        </w:rPr>
-      </w:pPr>
-      <w:bookmarkStart w:id="1" w:name="_Toc224808835"/>
-      <w:r>
-        <w:rPr>
-          <w:rFonts w:ascii="Calibri" w:hAnsi="Calibri" w:cs="Calibri"/>
-        </w:rPr>
-        <w:lastRenderedPageBreak/>
-        <w:t>Screenshots</w:t>
-      </w:r>
-      <w:bookmarkEnd w:id="1"/>
-    </w:p>
-    <w:p>
-      <w:r>
-        <w:rPr>
-          <w:noProof/>
-        </w:rPr>
-        <w:drawing>
-          <wp:inline distT="0" distB="0" distL="0" distR="0" wp14:anchorId="7B15333B" wp14:editId="6826BB40">
-            <wp:extent cx="5731510" cy="1241425"/>
-            <wp:effectExtent l="0" t="0" r="2540" b="0"/>
-            <wp:docPr id="1220543237" name="Picture 29" descr="Working GitHub CI .Net Workflow"/>
-            <wp:cNvGraphicFramePr>
-              <a:graphicFrameLocks xmlns:a="http://schemas.openxmlformats.org/drawingml/2006/main" noChangeAspect="1"/>
-            </wp:cNvGraphicFramePr>
-            <a:graphic xmlns:a="http://schemas.openxmlformats.org/drawingml/2006/main">
-              <a:graphicData uri="http://schemas.openxmlformats.org/drawingml/2006/picture">
-                <pic:pic xmlns:pic="http://schemas.openxmlformats.org/drawingml/2006/picture">
-                  <pic:nvPicPr>
-                    <pic:cNvPr id="1220543237" name="Picture 29" descr="Working GitHub CI .Net Workflow"/>
-                    <pic:cNvPicPr/>
-                  </pic:nvPicPr>
-                  <pic:blipFill>
-                    <a:blip r:embed="rId8" cstate="print">
-                      <a:extLst>
-                        <a:ext uri="{28A0092B-C50C-407E-A947-70E740481C1C}">
-                          <a14:useLocalDpi xmlns:a14="http://schemas.microsoft.com/office/drawing/2010/main" val="0"/>
-                        </a:ext>
-                      </a:extLst>
-                    </a:blip>
-                    <a:stretch>
-                      <a:fillRect/>
-                    </a:stretch>
-                  </pic:blipFill>
-                  <pic:spPr>
-                    <a:xfrm>
-                      <a:off x="0" y="0"/>
-                      <a:ext cx="5731510" cy="1241425"/>
-                    </a:xfrm>
-                    <a:prstGeom prst="rect">
-                      <a:avLst/>
-                    </a:prstGeom>
-                  </pic:spPr>
-                </pic:pic>
-              </a:graphicData>
-            </a:graphic>
-          </wp:inline>
-        </w:drawing>
-      </w:r>
-    </w:p>
-    <w:p>
-      <w:pPr>
-        <w:rPr>
-          <w:rFonts w:eastAsiaTheme="majorEastAsia" w:cs="Calibri"/>
-          <w:color w:val="000000" w:themeColor="text1"/>
-          <w:sz w:val="24"/>
-          <w:szCs w:val="40"/>
-          <w:u w:val="single"/>
-        </w:rPr>
-      </w:pPr>
       <w:r>
         <w:rPr>
           <w:rFonts w:cs="Calibri"/>
@@ -4622,15 +4535,15 @@
           <w:rFonts w:ascii="Calibri" w:hAnsi="Calibri" w:cs="Calibri"/>
         </w:rPr>
       </w:pPr>
-      <w:bookmarkStart w:id="2" w:name="_Toc224808836"/>
+      <w:bookmarkStart w:id="1" w:name="_Toc225430734"/>
       <w:r>
         <w:rPr>
           <w:rFonts w:ascii="Calibri" w:hAnsi="Calibri" w:cs="Calibri"/>
         </w:rPr>
         <w:lastRenderedPageBreak/>
-        <w:t>References</w:t>
+        <w:t>Screenshots</w:t>
       </w:r>
-      <w:bookmarkEnd w:id="2"/>
+      <w:bookmarkEnd w:id="1"/>
     </w:p>
     <w:p>
       <w:pPr>
@@ -4638,9 +4551,56 @@
           <w:rFonts w:cs="Calibri"/>
         </w:rPr>
       </w:pPr>
+      <w:r>
+        <w:rPr>
+          <w:rFonts w:cs="Calibri"/>
+          <w:noProof/>
+        </w:rPr>
+        <w:drawing>
+          <wp:inline distT="0" distB="0" distL="0" distR="0" wp14:anchorId="21C395F5" wp14:editId="7FCAE768">
+            <wp:extent cx="5731510" cy="4168140"/>
+            <wp:effectExtent l="0" t="0" r="2540" b="3810"/>
+            <wp:docPr id="899950281" name="Picture 29"/>
+            <wp:cNvGraphicFramePr>
+              <a:graphicFrameLocks xmlns:a="http://schemas.openxmlformats.org/drawingml/2006/main" noChangeAspect="1"/>
+            </wp:cNvGraphicFramePr>
+            <a:graphic xmlns:a="http://schemas.openxmlformats.org/drawingml/2006/main">
+              <a:graphicData uri="http://schemas.openxmlformats.org/drawingml/2006/picture">
+                <pic:pic xmlns:pic="http://schemas.openxmlformats.org/drawingml/2006/picture">
+                  <pic:nvPicPr>
+                    <pic:cNvPr id="899950281" name="Picture 899950281"/>
+                    <pic:cNvPicPr/>
+                  </pic:nvPicPr>
+                  <pic:blipFill>
+                    <a:blip r:embed="rId9">
+                      <a:extLst>
+                        <a:ext uri="{28A0092B-C50C-407E-A947-70E740481C1C}">
+                          <a14:useLocalDpi xmlns:a14="http://schemas.microsoft.com/office/drawing/2010/main" val="0"/>
+                        </a:ext>
+                      </a:extLst>
+                    </a:blip>
+                    <a:stretch>
+                      <a:fillRect/>
+                    </a:stretch>
+                  </pic:blipFill>
+                  <pic:spPr>
+                    <a:xfrm>
+                      <a:off x="0" y="0"/>
+                      <a:ext cx="5731510" cy="4168140"/>
+                    </a:xfrm>
+                    <a:prstGeom prst="rect">
+                      <a:avLst/>
+                    </a:prstGeom>
+                  </pic:spPr>
+                </pic:pic>
+              </a:graphicData>
+            </a:graphic>
+          </wp:inline>
+        </w:drawing>
+      </w:r>
     </w:p>
     <w:sectPr>
-      <w:footerReference w:type="default" r:id="rId9"/>
+      <w:footerReference w:type="default" r:id="rId10"/>
       <w:pgSz w:w="11906" w:h="16838"/>
       <w:pgMar w:top="1440" w:right="1440" w:bottom="1440" w:left="1440" w:header="708" w:footer="708" w:gutter="0"/>
       <w:pgNumType w:start="0"/>
@@ -5805,6 +5765,18 @@
       <w:shd w:val="clear" w:color="auto" w:fill="E1DFDD"/>
     </w:rPr>
   </w:style>
+  <w:style w:type="character" w:styleId="FollowedHyperlink">
+    <w:name w:val="FollowedHyperlink"/>
+    <w:basedOn w:val="DefaultParagraphFont"/>
+    <w:uiPriority w:val="99"/>
+    <w:semiHidden/>
+    <w:unhideWhenUsed/>
+    <w:rsid w:val="00AD4449"/>
+    <w:rPr>
+      <w:color w:val="96607D" w:themeColor="followedHyperlink"/>
+      <w:u w:val="single"/>
+    </w:rPr>
+  </w:style>
 </w:styles>
 </file>
 
